--- a/output/投研舆情晨报_2026-09-22.docx
+++ b/output/投研舆情晨报_2026-09-22.docx
@@ -19,7 +19,7 @@
           <w:color w:val="8A939E"/>
           <w:sz w:val="18"/>
         </w:rPr>
-        <w:t>覆盖 6 家媒体 · 入库 10,023 条 · 去重后 2,133 条 · 识别热点 48 个</w:t>
+        <w:t>覆盖 6 家媒体 · 入库 10,684 条 · 去重后 2,212 条 · 识别热点 47 个</w:t>
       </w:r>
     </w:p>
     <w:p>
@@ -126,7 +126,7 @@
           </w:tcPr>
           <w:p>
             <w:r>
-              <w:t>0.730</w:t>
+              <w:t>0.953</w:t>
             </w:r>
           </w:p>
         </w:tc>
@@ -166,7 +166,7 @@
           </w:tcPr>
           <w:p>
             <w:r>
-              <w:t>20/4</w:t>
+              <w:t>22/4</w:t>
             </w:r>
           </w:p>
         </w:tc>
@@ -188,7 +188,69 @@
           </w:tcPr>
           <w:p>
             <w:r>
-              <w:t>0.645</w:t>
+              <w:t>0.711</w:t>
+            </w:r>
+          </w:p>
+        </w:tc>
+        <w:tc>
+          <w:tcPr>
+            <w:tcW w:type="dxa" w:w="1440"/>
+          </w:tcPr>
+          <w:p>
+            <w:r>
+              <w:t>爆点</w:t>
+            </w:r>
+          </w:p>
+        </w:tc>
+        <w:tc>
+          <w:tcPr>
+            <w:tcW w:type="dxa" w:w="1440"/>
+          </w:tcPr>
+          <w:p>
+            <w:r>
+              <w:t>国际市场</w:t>
+            </w:r>
+          </w:p>
+        </w:tc>
+        <w:tc>
+          <w:tcPr>
+            <w:tcW w:type="dxa" w:w="1440"/>
+          </w:tcPr>
+          <w:p>
+            <w:r>
+              <w:t>比特币升破8.5万美元创八个月新高：立法折戟反成催化，资金从</w:t>
+            </w:r>
+          </w:p>
+        </w:tc>
+        <w:tc>
+          <w:tcPr>
+            <w:tcW w:type="dxa" w:w="1440"/>
+          </w:tcPr>
+          <w:p>
+            <w:r>
+              <w:t>8/2</w:t>
+            </w:r>
+          </w:p>
+        </w:tc>
+      </w:tr>
+      <w:tr>
+        <w:tc>
+          <w:tcPr>
+            <w:tcW w:type="dxa" w:w="1440"/>
+          </w:tcPr>
+          <w:p>
+            <w:r>
+              <w:t>3</w:t>
+            </w:r>
+          </w:p>
+        </w:tc>
+        <w:tc>
+          <w:tcPr>
+            <w:tcW w:type="dxa" w:w="1440"/>
+          </w:tcPr>
+          <w:p>
+            <w:r>
+              <w:t>0.699</w:t>
             </w:r>
           </w:p>
         </w:tc>
@@ -228,69 +290,7 @@
           </w:tcPr>
           <w:p>
             <w:r>
-              <w:t>4/4</w:t>
-            </w:r>
-          </w:p>
-        </w:tc>
-      </w:tr>
-      <w:tr>
-        <w:tc>
-          <w:tcPr>
-            <w:tcW w:type="dxa" w:w="1440"/>
-          </w:tcPr>
-          <w:p>
-            <w:r>
-              <w:t>3</w:t>
-            </w:r>
-          </w:p>
-        </w:tc>
-        <w:tc>
-          <w:tcPr>
-            <w:tcW w:type="dxa" w:w="1440"/>
-          </w:tcPr>
-          <w:p>
-            <w:r>
-              <w:t>0.581</w:t>
-            </w:r>
-          </w:p>
-        </w:tc>
-        <w:tc>
-          <w:tcPr>
-            <w:tcW w:type="dxa" w:w="1440"/>
-          </w:tcPr>
-          <w:p>
-            <w:r>
-              <w:t>爆点</w:t>
-            </w:r>
-          </w:p>
-        </w:tc>
-        <w:tc>
-          <w:tcPr>
-            <w:tcW w:type="dxa" w:w="1440"/>
-          </w:tcPr>
-          <w:p>
-            <w:r>
-              <w:t>国际市场</w:t>
-            </w:r>
-          </w:p>
-        </w:tc>
-        <w:tc>
-          <w:tcPr>
-            <w:tcW w:type="dxa" w:w="1440"/>
-          </w:tcPr>
-          <w:p>
-            <w:r>
-              <w:t>比特币5天上涨超7%，风头要盖过AI投资了？</w:t>
-            </w:r>
-          </w:p>
-        </w:tc>
-        <w:tc>
-          <w:tcPr>
-            <w:tcW w:type="dxa" w:w="1440"/>
-          </w:tcPr>
-          <w:p>
-            <w:r>
-              <w:t>5/2</w:t>
+              <w:t>5/4</w:t>
             </w:r>
           </w:p>
         </w:tc>
@@ -312,7 +312,7 @@
           </w:tcPr>
           <w:p>
             <w:r>
-              <w:t>0.568</w:t>
+              <w:t>0.663</w:t>
             </w:r>
           </w:p>
         </w:tc>
@@ -332,7 +332,7 @@
           </w:tcPr>
           <w:p>
             <w:r>
-              <w:t>金融市场</w:t>
+              <w:t>大宗与能化</w:t>
             </w:r>
           </w:p>
         </w:tc>
@@ -342,7 +342,7 @@
           </w:tcPr>
           <w:p>
             <w:r>
-              <w:t>三大股指齐涨，百股涨停再现！A股开启第二轮修复行情，短期波动</w:t>
+              <w:t>商品期货开盘，原油主力合约跌超3%，菜籽粕跌超2%，碳酸锂、</w:t>
             </w:r>
           </w:p>
         </w:tc>
@@ -352,7 +352,7 @@
           </w:tcPr>
           <w:p>
             <w:r>
-              <w:t>5/2</w:t>
+              <w:t>4/3</w:t>
             </w:r>
           </w:p>
         </w:tc>
@@ -374,7 +374,69 @@
           </w:tcPr>
           <w:p>
             <w:r>
-              <w:t>0.562</w:t>
+              <w:t>0.614</w:t>
+            </w:r>
+          </w:p>
+        </w:tc>
+        <w:tc>
+          <w:tcPr>
+            <w:tcW w:type="dxa" w:w="1440"/>
+          </w:tcPr>
+          <w:p>
+            <w:r>
+              <w:t>高热</w:t>
+            </w:r>
+          </w:p>
+        </w:tc>
+        <w:tc>
+          <w:tcPr>
+            <w:tcW w:type="dxa" w:w="1440"/>
+          </w:tcPr>
+          <w:p>
+            <w:r>
+              <w:t>国际市场</w:t>
+            </w:r>
+          </w:p>
+        </w:tc>
+        <w:tc>
+          <w:tcPr>
+            <w:tcW w:type="dxa" w:w="1440"/>
+          </w:tcPr>
+          <w:p>
+            <w:r>
+              <w:t>软银寻求通过多期限垃圾债券发行筹集超过110亿美元等值资金。</w:t>
+            </w:r>
+          </w:p>
+        </w:tc>
+        <w:tc>
+          <w:tcPr>
+            <w:tcW w:type="dxa" w:w="1440"/>
+          </w:tcPr>
+          <w:p>
+            <w:r>
+              <w:t>3/3</w:t>
+            </w:r>
+          </w:p>
+        </w:tc>
+      </w:tr>
+      <w:tr>
+        <w:tc>
+          <w:tcPr>
+            <w:tcW w:type="dxa" w:w="1440"/>
+          </w:tcPr>
+          <w:p>
+            <w:r>
+              <w:t>6</w:t>
+            </w:r>
+          </w:p>
+        </w:tc>
+        <w:tc>
+          <w:tcPr>
+            <w:tcW w:type="dxa" w:w="1440"/>
+          </w:tcPr>
+          <w:p>
+            <w:r>
+              <w:t>0.603</w:t>
             </w:r>
           </w:p>
         </w:tc>
@@ -404,7 +466,7 @@
           </w:tcPr>
           <w:p>
             <w:r>
-              <w:t>中国央行公开市场开展1650亿元7天期逆回购操作，操作利率1</w:t>
+              <w:t>中国央行公开市场本周（9月21日至24日）将有2720亿元7</w:t>
             </w:r>
           </w:p>
         </w:tc>
@@ -426,7 +488,7 @@
           </w:tcPr>
           <w:p>
             <w:r>
-              <w:t>6</w:t>
+              <w:t>7</w:t>
             </w:r>
           </w:p>
         </w:tc>
@@ -436,7 +498,7 @@
           </w:tcPr>
           <w:p>
             <w:r>
-              <w:t>0.539</w:t>
+              <w:t>0.567</w:t>
             </w:r>
           </w:p>
         </w:tc>
@@ -466,7 +528,7 @@
           </w:tcPr>
           <w:p>
             <w:r>
-              <w:t>盛和资源：控股股东不存在拟对外转让公司控股权的情形</w:t>
+              <w:t>沙特空袭也门致4人死亡！伊朗部署大规模部队！特朗普：胡塞武装</w:t>
             </w:r>
           </w:p>
         </w:tc>
@@ -476,7 +538,7 @@
           </w:tcPr>
           <w:p>
             <w:r>
-              <w:t>4/2</w:t>
+              <w:t>3/2</w:t>
             </w:r>
           </w:p>
         </w:tc>
@@ -488,7 +550,7 @@
           </w:tcPr>
           <w:p>
             <w:r>
-              <w:t>7</w:t>
+              <w:t>8</w:t>
             </w:r>
           </w:p>
         </w:tc>
@@ -498,7 +560,131 @@
           </w:tcPr>
           <w:p>
             <w:r>
-              <w:t>0.539</w:t>
+              <w:t>0.544</w:t>
+            </w:r>
+          </w:p>
+        </w:tc>
+        <w:tc>
+          <w:tcPr>
+            <w:tcW w:type="dxa" w:w="1440"/>
+          </w:tcPr>
+          <w:p>
+            <w:r>
+              <w:t>高热</w:t>
+            </w:r>
+          </w:p>
+        </w:tc>
+        <w:tc>
+          <w:tcPr>
+            <w:tcW w:type="dxa" w:w="1440"/>
+          </w:tcPr>
+          <w:p>
+            <w:r>
+              <w:t>AI与大模型</w:t>
+            </w:r>
+          </w:p>
+        </w:tc>
+        <w:tc>
+          <w:tcPr>
+            <w:tcW w:type="dxa" w:w="1440"/>
+          </w:tcPr>
+          <w:p>
+            <w:r>
+              <w:t>9月22日美股成交前20：智能体Muse引爆AI行情 Met</w:t>
+            </w:r>
+          </w:p>
+        </w:tc>
+        <w:tc>
+          <w:tcPr>
+            <w:tcW w:type="dxa" w:w="1440"/>
+          </w:tcPr>
+          <w:p>
+            <w:r>
+              <w:t>10/2</w:t>
+            </w:r>
+          </w:p>
+        </w:tc>
+      </w:tr>
+      <w:tr>
+        <w:tc>
+          <w:tcPr>
+            <w:tcW w:type="dxa" w:w="1440"/>
+          </w:tcPr>
+          <w:p>
+            <w:r>
+              <w:t>9</w:t>
+            </w:r>
+          </w:p>
+        </w:tc>
+        <w:tc>
+          <w:tcPr>
+            <w:tcW w:type="dxa" w:w="1440"/>
+          </w:tcPr>
+          <w:p>
+            <w:r>
+              <w:t>0.527</w:t>
+            </w:r>
+          </w:p>
+        </w:tc>
+        <w:tc>
+          <w:tcPr>
+            <w:tcW w:type="dxa" w:w="1440"/>
+          </w:tcPr>
+          <w:p>
+            <w:r>
+              <w:t>高热</w:t>
+            </w:r>
+          </w:p>
+        </w:tc>
+        <w:tc>
+          <w:tcPr>
+            <w:tcW w:type="dxa" w:w="1440"/>
+          </w:tcPr>
+          <w:p>
+            <w:r>
+              <w:t>综合</w:t>
+            </w:r>
+          </w:p>
+        </w:tc>
+        <w:tc>
+          <w:tcPr>
+            <w:tcW w:type="dxa" w:w="1440"/>
+          </w:tcPr>
+          <w:p>
+            <w:r>
+              <w:t>霍尔木兹海峡周末可追踪船舶通行量降至12艘</w:t>
+            </w:r>
+          </w:p>
+        </w:tc>
+        <w:tc>
+          <w:tcPr>
+            <w:tcW w:type="dxa" w:w="1440"/>
+          </w:tcPr>
+          <w:p>
+            <w:r>
+              <w:t>3/2</w:t>
+            </w:r>
+          </w:p>
+        </w:tc>
+      </w:tr>
+      <w:tr>
+        <w:tc>
+          <w:tcPr>
+            <w:tcW w:type="dxa" w:w="1440"/>
+          </w:tcPr>
+          <w:p>
+            <w:r>
+              <w:t>10</w:t>
+            </w:r>
+          </w:p>
+        </w:tc>
+        <w:tc>
+          <w:tcPr>
+            <w:tcW w:type="dxa" w:w="1440"/>
+          </w:tcPr>
+          <w:p>
+            <w:r>
+              <w:t>0.521</w:t>
             </w:r>
           </w:p>
         </w:tc>
@@ -543,192 +729,6 @@
           </w:p>
         </w:tc>
       </w:tr>
-      <w:tr>
-        <w:tc>
-          <w:tcPr>
-            <w:tcW w:type="dxa" w:w="1440"/>
-          </w:tcPr>
-          <w:p>
-            <w:r>
-              <w:t>8</w:t>
-            </w:r>
-          </w:p>
-        </w:tc>
-        <w:tc>
-          <w:tcPr>
-            <w:tcW w:type="dxa" w:w="1440"/>
-          </w:tcPr>
-          <w:p>
-            <w:r>
-              <w:t>0.539</w:t>
-            </w:r>
-          </w:p>
-        </w:tc>
-        <w:tc>
-          <w:tcPr>
-            <w:tcW w:type="dxa" w:w="1440"/>
-          </w:tcPr>
-          <w:p>
-            <w:r>
-              <w:t>高热</w:t>
-            </w:r>
-          </w:p>
-        </w:tc>
-        <w:tc>
-          <w:tcPr>
-            <w:tcW w:type="dxa" w:w="1440"/>
-          </w:tcPr>
-          <w:p>
-            <w:r>
-              <w:t>国际市场</w:t>
-            </w:r>
-          </w:p>
-        </w:tc>
-        <w:tc>
-          <w:tcPr>
-            <w:tcW w:type="dxa" w:w="1440"/>
-          </w:tcPr>
-          <w:p>
-            <w:r>
-              <w:t>美国零售柴油价格已正式突破每加仑 6.50 美元大关 刷新历</w:t>
-            </w:r>
-          </w:p>
-        </w:tc>
-        <w:tc>
-          <w:tcPr>
-            <w:tcW w:type="dxa" w:w="1440"/>
-          </w:tcPr>
-          <w:p>
-            <w:r>
-              <w:t>4/2</w:t>
-            </w:r>
-          </w:p>
-        </w:tc>
-      </w:tr>
-      <w:tr>
-        <w:tc>
-          <w:tcPr>
-            <w:tcW w:type="dxa" w:w="1440"/>
-          </w:tcPr>
-          <w:p>
-            <w:r>
-              <w:t>9</w:t>
-            </w:r>
-          </w:p>
-        </w:tc>
-        <w:tc>
-          <w:tcPr>
-            <w:tcW w:type="dxa" w:w="1440"/>
-          </w:tcPr>
-          <w:p>
-            <w:r>
-              <w:t>0.539</w:t>
-            </w:r>
-          </w:p>
-        </w:tc>
-        <w:tc>
-          <w:tcPr>
-            <w:tcW w:type="dxa" w:w="1440"/>
-          </w:tcPr>
-          <w:p>
-            <w:r>
-              <w:t>高热</w:t>
-            </w:r>
-          </w:p>
-        </w:tc>
-        <w:tc>
-          <w:tcPr>
-            <w:tcW w:type="dxa" w:w="1440"/>
-          </w:tcPr>
-          <w:p>
-            <w:r>
-              <w:t>国际市场</w:t>
-            </w:r>
-          </w:p>
-        </w:tc>
-        <w:tc>
-          <w:tcPr>
-            <w:tcW w:type="dxa" w:w="1440"/>
-          </w:tcPr>
-          <w:p>
-            <w:r>
-              <w:t>美联储古尔斯比：如果供给冲击型通胀持续，美联储唯一的选择就是</w:t>
-            </w:r>
-          </w:p>
-        </w:tc>
-        <w:tc>
-          <w:tcPr>
-            <w:tcW w:type="dxa" w:w="1440"/>
-          </w:tcPr>
-          <w:p>
-            <w:r>
-              <w:t>4/2</w:t>
-            </w:r>
-          </w:p>
-        </w:tc>
-      </w:tr>
-      <w:tr>
-        <w:tc>
-          <w:tcPr>
-            <w:tcW w:type="dxa" w:w="1440"/>
-          </w:tcPr>
-          <w:p>
-            <w:r>
-              <w:t>10</w:t>
-            </w:r>
-          </w:p>
-        </w:tc>
-        <w:tc>
-          <w:tcPr>
-            <w:tcW w:type="dxa" w:w="1440"/>
-          </w:tcPr>
-          <w:p>
-            <w:r>
-              <w:t>0.536</w:t>
-            </w:r>
-          </w:p>
-        </w:tc>
-        <w:tc>
-          <w:tcPr>
-            <w:tcW w:type="dxa" w:w="1440"/>
-          </w:tcPr>
-          <w:p>
-            <w:r>
-              <w:t>高热</w:t>
-            </w:r>
-          </w:p>
-        </w:tc>
-        <w:tc>
-          <w:tcPr>
-            <w:tcW w:type="dxa" w:w="1440"/>
-          </w:tcPr>
-          <w:p>
-            <w:r>
-              <w:t>综合</w:t>
-            </w:r>
-          </w:p>
-        </w:tc>
-        <w:tc>
-          <w:tcPr>
-            <w:tcW w:type="dxa" w:w="1440"/>
-          </w:tcPr>
-          <w:p>
-            <w:r>
-              <w:t>中共中央办公厅、国务院办公厅印发《关于分类推进高校改革的意见</w:t>
-            </w:r>
-          </w:p>
-        </w:tc>
-        <w:tc>
-          <w:tcPr>
-            <w:tcW w:type="dxa" w:w="1440"/>
-          </w:tcPr>
-          <w:p>
-            <w:r>
-              <w:t>3/3</w:t>
-            </w:r>
-          </w:p>
-        </w:tc>
-      </w:tr>
     </w:tbl>
     <w:p>
       <w:pPr>
@@ -755,7 +755,7 @@
           <w:color w:val="8A939E"/>
           <w:sz w:val="18"/>
         </w:rPr>
-        <w:t>热度 0.730（爆点）· 20 篇 / 4 家媒体 · 金融市场</w:t>
+        <w:t>热度 0.953（爆点）· 22 篇 / 4 家媒体 · 金融市场</w:t>
       </w:r>
     </w:p>
     <w:p>
@@ -767,7 +767,7 @@
         <w:t>事件概述：</w:t>
       </w:r>
       <w:r>
-        <w:t>「9月22日收盘：美股全线走高 纳指涨超2% AI与芯片股领涨 Meta涨超11% 英特尔涨超12」由 20 篇报道聚合而成，覆盖 4 家媒体，热度 0.73（爆点），所属板块类目：金融市场。</w:t>
+        <w:t>「9月22日收盘：美股全线走高 纳指涨超2% AI与芯片股领涨 Meta涨超11% 英特尔涨超12」由 22 篇报道聚合而成，覆盖 4 家媒体，热度 0.953（爆点），所属板块类目：金融市场。</w:t>
       </w:r>
     </w:p>
     <w:p>
@@ -820,7 +820,7 @@
         <w:pStyle w:val="Heading2"/>
       </w:pPr>
       <w:r>
-        <w:t>人民币兑美元中间价报6.7487，上调34点；上一交易日中间价6.7521，上一</w:t>
+        <w:t>比特币升破8.5万美元创八个月新高：立法折戟反成催化，资金从AI回流加密</w:t>
       </w:r>
     </w:p>
     <w:p>
@@ -829,7 +829,7 @@
           <w:color w:val="8A939E"/>
           <w:sz w:val="18"/>
         </w:rPr>
-        <w:t>热度 0.645（爆点）· 4 篇 / 4 家媒体 · 国际市场</w:t>
+        <w:t>热度 0.711（爆点）· 8 篇 / 2 家媒体 · 国际市场</w:t>
       </w:r>
     </w:p>
     <w:p>
@@ -841,7 +841,7 @@
         <w:t>事件概述：</w:t>
       </w:r>
       <w:r>
-        <w:t>「人民币兑美元中间价报6.7487，上调34点；上一交易日中间价6.7521，上一」由 4 篇报道聚合而成，覆盖 4 家媒体，热度 0.645（爆点），所属板块类目：国际市场。</w:t>
+        <w:t>「比特币升破8.5万美元创八个月新高：立法折戟反成催化，资金从AI回流加密」由 8 篇报道聚合而成，覆盖 2 家媒体，热度 0.711（爆点），所属板块类目：国际市场。</w:t>
       </w:r>
     </w:p>
     <w:p>
@@ -853,7 +853,81 @@
         <w:t>关键信息：</w:t>
       </w:r>
       <w:r>
-        <w:t>人民币兑美元中间价报6.7487，上调34点；上一交易日中间价6.7521，上一；人民币兑美元中间价报6.7487 上调34点；9月22日人民币对美元中间价报6.7459 上调28个基点</w:t>
+        <w:t>比特币升破8.5万美元创八个月新高：立法折戟反成催化，资金从AI回流加密；美国加速推进资产“上链” 加密市场应声大涨 比特币创八个月新高；比特币升破82000美元</w:t>
+      </w:r>
+    </w:p>
+    <w:p>
+      <w:r>
+        <w:rPr>
+          <w:b/>
+          <w:color w:val="16324F"/>
+        </w:rPr>
+        <w:t>市场影响：</w:t>
+      </w:r>
+      <w:r>
+        <w:t>关联板块代码：BK0830。（LLM 不可用，未生成研判，以上为检索与统计事实）</w:t>
+      </w:r>
+    </w:p>
+    <w:p>
+      <w:r>
+        <w:rPr>
+          <w:b/>
+          <w:color w:val="16324F"/>
+        </w:rPr>
+        <w:t>关注要点：</w:t>
+      </w:r>
+      <w:r>
+        <w:t>建议人工复核该事件的后续进展与板块联动。</w:t>
+      </w:r>
+    </w:p>
+    <w:p>
+      <w:r>
+        <w:rPr>
+          <w:color w:val="8A939E"/>
+          <w:sz w:val="17"/>
+        </w:rPr>
+        <w:t>引用：[1]比特币升破8.5万美元创八个月新高：立法折戟反成催化 / [2]美国加速推进资产“上链” 加密市场应声大涨 比特币创 / [3]比特币升破82000美元 / [4]比特币涨超13%触及八个月高位后回落 市场聚焦8.4</w:t>
+      </w:r>
+    </w:p>
+    <w:p>
+      <w:pPr>
+        <w:pStyle w:val="Heading2"/>
+      </w:pPr>
+      <w:r>
+        <w:t>人民币兑美元中间价报6.7487，上调34点；上一交易日中间价6.7521，上一</w:t>
+      </w:r>
+    </w:p>
+    <w:p>
+      <w:r>
+        <w:rPr>
+          <w:color w:val="8A939E"/>
+          <w:sz w:val="18"/>
+        </w:rPr>
+        <w:t>热度 0.699（爆点）· 5 篇 / 4 家媒体 · 国际市场</w:t>
+      </w:r>
+    </w:p>
+    <w:p>
+      <w:r>
+        <w:rPr>
+          <w:b/>
+          <w:color w:val="16324F"/>
+        </w:rPr>
+        <w:t>事件概述：</w:t>
+      </w:r>
+      <w:r>
+        <w:t>「人民币兑美元中间价报6.7487，上调34点；上一交易日中间价6.7521，上一」由 5 篇报道聚合而成，覆盖 4 家媒体，热度 0.699（爆点），所属板块类目：国际市场。</w:t>
+      </w:r>
+    </w:p>
+    <w:p>
+      <w:r>
+        <w:rPr>
+          <w:b/>
+          <w:color w:val="16324F"/>
+        </w:rPr>
+        <w:t>关键信息：</w:t>
+      </w:r>
+      <w:r>
+        <w:t>人民币兑美元中间价报6.7487，上调34点；上一交易日中间价6.7521，上一；人民币兑美元中间价报6.7487 上调34点；人民币汇率稳中走强</w:t>
       </w:r>
     </w:p>
     <w:p>
@@ -886,7 +960,7 @@
           <w:color w:val="8A939E"/>
           <w:sz w:val="17"/>
         </w:rPr>
-        <w:t>引用：[1]人民币兑美元中间价报6.7487，上调34点；上一交 / [2]人民币兑美元中间价报6.7487 上调34点 / [3]9月22日人民币对美元中间价报6.7459 上调28 / [4]多因素推动近期人民币汇率波动上升</w:t>
+        <w:t>引用：[1]人民币兑美元中间价报6.7487，上调34点；上一交 / [2]人民币兑美元中间价报6.7487 上调34点 / [3]人民币汇率稳中走强 / [4]9月22日人民币对美元中间价报6.7459 上调28</w:t>
       </w:r>
     </w:p>
     <w:p>
@@ -894,7 +968,7 @@
         <w:pStyle w:val="Heading2"/>
       </w:pPr>
       <w:r>
-        <w:t>比特币5天上涨超7%，风头要盖过AI投资了？</w:t>
+        <w:t>商品期货开盘，原油主力合约跌超3%，菜籽粕跌超2%，碳酸锂、燃料油、焦煤、集运欧</w:t>
       </w:r>
     </w:p>
     <w:p>
@@ -903,7 +977,7 @@
           <w:color w:val="8A939E"/>
           <w:sz w:val="18"/>
         </w:rPr>
-        <w:t>热度 0.581（爆点）· 5 篇 / 2 家媒体 · 国际市场</w:t>
+        <w:t>热度 0.663（爆点）· 4 篇 / 3 家媒体 · 大宗与能化</w:t>
       </w:r>
     </w:p>
     <w:p>
@@ -915,7 +989,7 @@
         <w:t>事件概述：</w:t>
       </w:r>
       <w:r>
-        <w:t>「比特币5天上涨超7%，风头要盖过AI投资了？」由 5 篇报道聚合而成，覆盖 2 家媒体，热度 0.581（爆点），所属板块类目：国际市场。</w:t>
+        <w:t>「商品期货开盘，原油主力合约跌超3%，菜籽粕跌超2%，碳酸锂、燃料油、焦煤、集运欧」由 4 篇报道聚合而成，覆盖 3 家媒体，热度 0.663（爆点），所属板块类目：大宗与能化。</w:t>
       </w:r>
     </w:p>
     <w:p>
@@ -927,155 +1001,7 @@
         <w:t>关键信息：</w:t>
       </w:r>
       <w:r>
-        <w:t>比特币5天上涨超7%，风头要盖过AI投资了？；比特币升破8.1万美元；比特币站上85000美元</w:t>
-      </w:r>
-    </w:p>
-    <w:p>
-      <w:r>
-        <w:rPr>
-          <w:b/>
-          <w:color w:val="16324F"/>
-        </w:rPr>
-        <w:t>市场影响：</w:t>
-      </w:r>
-      <w:r>
-        <w:t>关联板块代码：BK0830。（LLM 不可用，未生成研判，以上为检索与统计事实）</w:t>
-      </w:r>
-    </w:p>
-    <w:p>
-      <w:r>
-        <w:rPr>
-          <w:b/>
-          <w:color w:val="16324F"/>
-        </w:rPr>
-        <w:t>关注要点：</w:t>
-      </w:r>
-      <w:r>
-        <w:t>建议人工复核该事件的后续进展与板块联动。</w:t>
-      </w:r>
-    </w:p>
-    <w:p>
-      <w:r>
-        <w:rPr>
-          <w:color w:val="8A939E"/>
-          <w:sz w:val="17"/>
-        </w:rPr>
-        <w:t>引用：[1]比特币5天上涨超7%，风头要盖过AI投资了？ / [2]比特币升破8.1万美元 / [3]比特币站上85000美元 / [4]比特币涨至85000美元，创下1月以来新高</w:t>
-      </w:r>
-    </w:p>
-    <w:p>
-      <w:pPr>
-        <w:pStyle w:val="Heading2"/>
-      </w:pPr>
-      <w:r>
-        <w:t>三大股指齐涨，百股涨停再现！A股开启第二轮修复行情，短期波动仍需警惕</w:t>
-      </w:r>
-    </w:p>
-    <w:p>
-      <w:r>
-        <w:rPr>
-          <w:color w:val="8A939E"/>
-          <w:sz w:val="18"/>
-        </w:rPr>
-        <w:t>热度 0.568（爆点）· 5 篇 / 2 家媒体 · 金融市场</w:t>
-      </w:r>
-    </w:p>
-    <w:p>
-      <w:r>
-        <w:rPr>
-          <w:b/>
-          <w:color w:val="16324F"/>
-        </w:rPr>
-        <w:t>事件概述：</w:t>
-      </w:r>
-      <w:r>
-        <w:t>「三大股指齐涨，百股涨停再现！A股开启第二轮修复行情，短期波动仍需警惕」由 5 篇报道聚合而成，覆盖 2 家媒体，热度 0.568（爆点），所属板块类目：金融市场。</w:t>
-      </w:r>
-    </w:p>
-    <w:p>
-      <w:r>
-        <w:rPr>
-          <w:b/>
-          <w:color w:val="16324F"/>
-        </w:rPr>
-        <w:t>关键信息：</w:t>
-      </w:r>
-      <w:r>
-        <w:t>三大股指齐涨，百股涨停再现！A股开启第二轮修复行情，短期波动仍需警惕；A股修复行情延续 关注高景气板块布局机遇；A股反弹态势有望延续，六大机构后市看好这些板块</w:t>
-      </w:r>
-    </w:p>
-    <w:p>
-      <w:r>
-        <w:rPr>
-          <w:b/>
-          <w:color w:val="16324F"/>
-        </w:rPr>
-        <w:t>市场影响：</w:t>
-      </w:r>
-      <w:r>
-        <w:t>关联板块代码：BK0464、BK0800。（LLM 不可用，未生成研判，以上为检索与统计事实）</w:t>
-      </w:r>
-    </w:p>
-    <w:p>
-      <w:r>
-        <w:rPr>
-          <w:b/>
-          <w:color w:val="16324F"/>
-        </w:rPr>
-        <w:t>关注要点：</w:t>
-      </w:r>
-      <w:r>
-        <w:t>建议人工复核该事件的后续进展与板块联动。</w:t>
-      </w:r>
-    </w:p>
-    <w:p>
-      <w:r>
-        <w:rPr>
-          <w:color w:val="8A939E"/>
-          <w:sz w:val="17"/>
-        </w:rPr>
-        <w:t>引用：[1]三大股指齐涨，百股涨停再现！A股开启第二轮修复行情， / [2]A股修复行情延续 关注高景气板块布局机遇 / [3]A股反弹态势有望延续，六大机构后市看好这些板块 / [4]开盘：三大股指齐涨 原油、美债收益率回落</w:t>
-      </w:r>
-    </w:p>
-    <w:p>
-      <w:pPr>
-        <w:pStyle w:val="Heading2"/>
-      </w:pPr>
-      <w:r>
-        <w:t>中国央行公开市场开展1650亿元7天期逆回购操作，操作利率1.40%，持平上次。</w:t>
-      </w:r>
-    </w:p>
-    <w:p>
-      <w:r>
-        <w:rPr>
-          <w:color w:val="8A939E"/>
-          <w:sz w:val="18"/>
-        </w:rPr>
-        <w:t>热度 0.562（高热）· 5 篇 / 3 家媒体 · 宏观政策</w:t>
-      </w:r>
-    </w:p>
-    <w:p>
-      <w:r>
-        <w:rPr>
-          <w:b/>
-          <w:color w:val="16324F"/>
-        </w:rPr>
-        <w:t>事件概述：</w:t>
-      </w:r>
-      <w:r>
-        <w:t>「中国央行公开市场开展1650亿元7天期逆回购操作，操作利率1.40%，持平上次。」由 5 篇报道聚合而成，覆盖 3 家媒体，热度 0.562（高热），所属板块类目：宏观政策。</w:t>
-      </w:r>
-    </w:p>
-    <w:p>
-      <w:r>
-        <w:rPr>
-          <w:b/>
-          <w:color w:val="16324F"/>
-        </w:rPr>
-        <w:t>关键信息：</w:t>
-      </w:r>
-      <w:r>
-        <w:t>中国央行公开市场开展1650亿元7天期逆回购操作，操作利率1.40%，持平上次。；央行今日开展1650亿元7天逆回购操作；央行加码流动性投放呵护节前资金面</w:t>
+        <w:t>商品期货开盘，原油主力合约跌超3%，菜籽粕跌超2%，碳酸锂、燃料油、焦煤、集运欧；国内商品期货早盘开盘 主力合约涨跌不一；收评|国内期货主力合约涨跌不一 纸浆涨近4%</w:t>
       </w:r>
     </w:p>
     <w:p>
@@ -1108,7 +1034,81 @@
           <w:color w:val="8A939E"/>
           <w:sz w:val="17"/>
         </w:rPr>
-        <w:t>引用：[1]中国央行公开市场开展1650亿元7天期逆回购操作，操 / [2]央行今日开展1650亿元7天逆回购操作 / [3]央行加码流动性投放呵护节前资金面 / [4]1000亿元14天逆回购落地，央行提前对冲双节资金扰</w:t>
+        <w:t>引用：[1]商品期货开盘，原油主力合约跌超3%，菜籽粕跌超2%， / [2]国内商品期货早盘开盘 主力合约涨跌不一 / [3]收评|国内期货主力合约涨跌不一 纸浆涨近4% / [4]商品期货收盘涨跌不一：欧线涨超4% 乙二醇跌超3%</w:t>
+      </w:r>
+    </w:p>
+    <w:p>
+      <w:pPr>
+        <w:pStyle w:val="Heading2"/>
+      </w:pPr>
+      <w:r>
+        <w:t>软银寻求通过多期限垃圾债券发行筹集超过110亿美元等值资金。</w:t>
+      </w:r>
+    </w:p>
+    <w:p>
+      <w:r>
+        <w:rPr>
+          <w:color w:val="8A939E"/>
+          <w:sz w:val="18"/>
+        </w:rPr>
+        <w:t>热度 0.614（高热）· 3 篇 / 3 家媒体 · 国际市场</w:t>
+      </w:r>
+    </w:p>
+    <w:p>
+      <w:r>
+        <w:rPr>
+          <w:b/>
+          <w:color w:val="16324F"/>
+        </w:rPr>
+        <w:t>事件概述：</w:t>
+      </w:r>
+      <w:r>
+        <w:t>「软银寻求通过多期限垃圾债券发行筹集超过110亿美元等值资金。」由 3 篇报道聚合而成，覆盖 3 家媒体，热度 0.614（高热），所属板块类目：国际市场。</w:t>
+      </w:r>
+    </w:p>
+    <w:p>
+      <w:r>
+        <w:rPr>
+          <w:b/>
+          <w:color w:val="16324F"/>
+        </w:rPr>
+        <w:t>关键信息：</w:t>
+      </w:r>
+      <w:r>
+        <w:t>软银寻求通过多期限垃圾债券发行筹集超过110亿美元等值资金。；软银据悉寻求通过多批次垃圾债券交易筹集逾110亿美元的资金；软银再发行债券投资OpenAI，此后OpenAI的估值变动将直接计入软银的投资损</w:t>
+      </w:r>
+    </w:p>
+    <w:p>
+      <w:r>
+        <w:rPr>
+          <w:b/>
+          <w:color w:val="16324F"/>
+        </w:rPr>
+        <w:t>市场影响：</w:t>
+      </w:r>
+      <w:r>
+        <w:t>关联板块代码：本簇未携带板块标签。（LLM 不可用，未生成研判，以上为检索与统计事实）</w:t>
+      </w:r>
+    </w:p>
+    <w:p>
+      <w:r>
+        <w:rPr>
+          <w:b/>
+          <w:color w:val="16324F"/>
+        </w:rPr>
+        <w:t>关注要点：</w:t>
+      </w:r>
+      <w:r>
+        <w:t>建议人工复核该事件的后续进展与板块联动。</w:t>
+      </w:r>
+    </w:p>
+    <w:p>
+      <w:r>
+        <w:rPr>
+          <w:color w:val="8A939E"/>
+          <w:sz w:val="17"/>
+        </w:rPr>
+        <w:t>引用：[1]软银寻求通过多期限垃圾债券发行筹集超过110亿美元等 / [2]软银据悉寻求通过多批次垃圾债券交易筹集逾110亿美元 / [3]软银再发行债券投资OpenAI，此后OpenAI的估 / [4]软银重磅垃圾债发行交易据悉已吸引逾200亿美元初步认</w:t>
       </w:r>
     </w:p>
     <w:p>
@@ -1127,7 +1127,7 @@
         <w:pStyle w:val="ListBullet"/>
       </w:pPr>
       <w:r>
-        <w:t>采集：6 家媒体公开接口，累计入库 10,023 条</w:t>
+        <w:t>采集：6 家媒体公开接口，累计入库 10,684 条</w:t>
       </w:r>
     </w:p>
     <w:p>
@@ -1135,7 +1135,7 @@
         <w:pStyle w:val="ListBullet"/>
       </w:pPr>
       <w:r>
-        <w:t>三层去重：2,403 → 2,133 条（精确119/SimHash8/语义143）</w:t>
+        <w:t>三层去重：2,458 → 2,212 条（精确102/SimHash8/语义136）</w:t>
       </w:r>
     </w:p>
     <w:p>
